--- a/templates/AR/OMAN/request_letter.docx
+++ b/templates/AR/OMAN/request_letter.docx
@@ -109,13 +109,23 @@
           <w:rFonts w:asciiTheme="majorBidi" w:hAnsiTheme="majorBidi" w:cstheme="majorBidi"/>
         </w:rPr>
       </w:pPr>
+      <w:proofErr w:type="spellStart"/>
       <w:r>
         <w:rPr>
           <w:rFonts w:asciiTheme="majorBidi" w:eastAsia="Calibri" w:hAnsiTheme="majorBidi" w:cstheme="majorBidi"/>
           <w:i/>
           <w:color w:val="000000"/>
         </w:rPr>
-        <w:t xml:space="preserve">eMigrate System. </w:t>
+        <w:t>eMigrate</w:t>
+      </w:r>
+      <w:proofErr w:type="spellEnd"/>
+      <w:r>
+        <w:rPr>
+          <w:rFonts w:asciiTheme="majorBidi" w:eastAsia="Calibri" w:hAnsiTheme="majorBidi" w:cstheme="majorBidi"/>
+          <w:i/>
+          <w:color w:val="000000"/>
+        </w:rPr>
+        <w:t xml:space="preserve"> System. </w:t>
       </w:r>
     </w:p>
     <w:p>
@@ -521,6 +531,7 @@
         </w:rPr>
         <w:t>1. I</w:t>
       </w:r>
+      <w:proofErr w:type="gramStart"/>
       <w:r>
         <w:rPr>
           <w:rFonts w:asciiTheme="majorBidi" w:eastAsia="Calibri" w:hAnsiTheme="majorBidi" w:cstheme="majorBidi"/>
@@ -541,7 +552,14 @@
         <w:rPr>
           <w:rFonts w:asciiTheme="majorBidi" w:hAnsiTheme="majorBidi" w:cstheme="majorBidi"/>
         </w:rPr>
-        <w:t>{{</w:t>
+        <w:t>{</w:t>
+      </w:r>
+      <w:proofErr w:type="gramEnd"/>
+      <w:r>
+        <w:rPr>
+          <w:rFonts w:asciiTheme="majorBidi" w:hAnsiTheme="majorBidi" w:cstheme="majorBidi"/>
+        </w:rPr>
+        <w:t>{</w:t>
       </w:r>
       <w:r>
         <w:rPr>
@@ -843,6 +861,7 @@
         </w:rPr>
         <w:t xml:space="preserve">      </w:t>
       </w:r>
+      <w:proofErr w:type="gramStart"/>
       <w:r>
         <w:rPr>
           <w:rFonts w:asciiTheme="majorBidi" w:eastAsia="Calibri" w:hAnsiTheme="majorBidi" w:cstheme="majorBidi"/>
@@ -859,7 +878,17 @@
           <w:sz w:val="24"/>
           <w:u w:val="dotted"/>
         </w:rPr>
-        <w:t xml:space="preserve">. </w:t>
+        <w:t>.</w:t>
+      </w:r>
+      <w:proofErr w:type="gramEnd"/>
+      <w:r>
+        <w:rPr>
+          <w:rFonts w:asciiTheme="majorBidi" w:eastAsia="Calibri" w:hAnsiTheme="majorBidi" w:cstheme="majorBidi"/>
+          <w:color w:val="000000"/>
+          <w:sz w:val="24"/>
+          <w:u w:val="dotted"/>
+        </w:rPr>
+        <w:t xml:space="preserve"> </w:t>
       </w:r>
     </w:p>
     <w:p>
@@ -1261,21 +1290,37 @@
           <w:color w:val="000000"/>
           <w:sz w:val="24"/>
         </w:rPr>
-        <w:t>having residential address at</w:t>
+        <w:t xml:space="preserve">having residential address </w:t>
       </w:r>
+      <w:proofErr w:type="gramStart"/>
       <w:r>
         <w:rPr>
           <w:rFonts w:asciiTheme="majorBidi" w:eastAsia="Calibri" w:hAnsiTheme="majorBidi" w:cstheme="majorBidi"/>
           <w:color w:val="000000"/>
           <w:sz w:val="24"/>
         </w:rPr>
+        <w:t>at</w:t>
+      </w:r>
+      <w:r>
+        <w:rPr>
+          <w:rFonts w:asciiTheme="majorBidi" w:eastAsia="Calibri" w:hAnsiTheme="majorBidi" w:cstheme="majorBidi"/>
+          <w:color w:val="000000"/>
+          <w:sz w:val="24"/>
+        </w:rPr>
         <w:t xml:space="preserve">  </w:t>
       </w:r>
       <w:r>
         <w:rPr>
           <w:rFonts w:asciiTheme="majorBidi" w:hAnsiTheme="majorBidi" w:cstheme="majorBidi"/>
         </w:rPr>
-        <w:t>{{</w:t>
+        <w:t>{</w:t>
+      </w:r>
+      <w:proofErr w:type="gramEnd"/>
+      <w:r>
+        <w:rPr>
+          <w:rFonts w:asciiTheme="majorBidi" w:hAnsiTheme="majorBidi" w:cstheme="majorBidi"/>
+        </w:rPr>
+        <w:t>{</w:t>
       </w:r>
       <w:r>
         <w:rPr>
@@ -1790,7 +1835,16 @@
           <w:color w:val="000000"/>
           <w:sz w:val="24"/>
         </w:rPr>
-        <w:t xml:space="preserve">and having Personal Identification No  </w:t>
+        <w:t xml:space="preserve">and having Personal Identification </w:t>
+      </w:r>
+      <w:proofErr w:type="gramStart"/>
+      <w:r>
+        <w:rPr>
+          <w:rFonts w:asciiTheme="majorBidi" w:eastAsia="Calibri" w:hAnsiTheme="majorBidi" w:cstheme="majorBidi"/>
+          <w:color w:val="000000"/>
+          <w:sz w:val="24"/>
+        </w:rPr>
+        <w:t xml:space="preserve">No  </w:t>
       </w:r>
       <w:r>
         <w:rPr>
@@ -1798,7 +1852,16 @@
           <w:sz w:val="24"/>
           <w:szCs w:val="24"/>
         </w:rPr>
-        <w:t>{{</w:t>
+        <w:t>{</w:t>
+      </w:r>
+      <w:proofErr w:type="gramEnd"/>
+      <w:r>
+        <w:rPr>
+          <w:rFonts w:asciiTheme="majorBidi" w:hAnsiTheme="majorBidi" w:cstheme="majorBidi"/>
+          <w:sz w:val="24"/>
+          <w:szCs w:val="24"/>
+        </w:rPr>
+        <w:t>{</w:t>
       </w:r>
       <w:r>
         <w:rPr>
@@ -1924,7 +1987,16 @@
           <w:color w:val="000000"/>
           <w:u w:val="dotted"/>
         </w:rPr>
-        <w:t xml:space="preserve">                         </w:t>
+        <w:t xml:space="preserve">                       </w:t>
+      </w:r>
+      <w:proofErr w:type="gramStart"/>
+      <w:r>
+        <w:rPr>
+          <w:rFonts w:asciiTheme="majorBidi" w:eastAsia="Calibri" w:hAnsiTheme="majorBidi" w:cstheme="majorBidi"/>
+          <w:color w:val="000000"/>
+          <w:u w:val="dotted"/>
+        </w:rPr>
+        <w:t xml:space="preserve">  </w:t>
       </w:r>
       <w:r>
         <w:rPr>
@@ -1932,7 +2004,16 @@
           <w:color w:val="000000"/>
           <w:sz w:val="24"/>
         </w:rPr>
-        <w:t xml:space="preserve">, (a Govt. Authority) </w:t>
+        <w:t>,</w:t>
+      </w:r>
+      <w:proofErr w:type="gramEnd"/>
+      <w:r>
+        <w:rPr>
+          <w:rFonts w:asciiTheme="majorBidi" w:eastAsia="Calibri" w:hAnsiTheme="majorBidi" w:cstheme="majorBidi"/>
+          <w:color w:val="000000"/>
+          <w:sz w:val="24"/>
+        </w:rPr>
+        <w:t xml:space="preserve"> (a Govt. Authority) </w:t>
       </w:r>
     </w:p>
     <w:p>
@@ -1969,7 +2050,25 @@
           <w:color w:val="000000"/>
           <w:sz w:val="24"/>
         </w:rPr>
-        <w:t xml:space="preserve">hereby apply for registration of myself as Foreign Employer (FE) in the eMigrate System of Govt. of India, through Indian Mission in </w:t>
+        <w:t xml:space="preserve">hereby apply for registration of myself as Foreign Employer (FE) in the </w:t>
+      </w:r>
+      <w:proofErr w:type="spellStart"/>
+      <w:r>
+        <w:rPr>
+          <w:rFonts w:asciiTheme="majorBidi" w:eastAsia="Calibri" w:hAnsiTheme="majorBidi" w:cstheme="majorBidi"/>
+          <w:color w:val="000000"/>
+          <w:sz w:val="24"/>
+        </w:rPr>
+        <w:t>eMigrate</w:t>
+      </w:r>
+      <w:proofErr w:type="spellEnd"/>
+      <w:r>
+        <w:rPr>
+          <w:rFonts w:asciiTheme="majorBidi" w:eastAsia="Calibri" w:hAnsiTheme="majorBidi" w:cstheme="majorBidi"/>
+          <w:color w:val="000000"/>
+          <w:sz w:val="24"/>
+        </w:rPr>
+        <w:t xml:space="preserve"> System of Govt. of India, through Indian Mission in </w:t>
       </w:r>
     </w:p>
     <w:p>
@@ -2137,13 +2236,23 @@
           <w:rFonts w:asciiTheme="majorBidi" w:hAnsiTheme="majorBidi" w:cstheme="majorBidi"/>
         </w:rPr>
       </w:pPr>
+      <w:proofErr w:type="spellStart"/>
       <w:r>
         <w:rPr>
           <w:rFonts w:asciiTheme="majorBidi" w:eastAsia="Calibri" w:hAnsiTheme="majorBidi" w:cstheme="majorBidi"/>
           <w:color w:val="000000"/>
           <w:sz w:val="24"/>
         </w:rPr>
-        <w:t xml:space="preserve">eMigrate System or the Govt. of India. </w:t>
+        <w:t>eMigrate</w:t>
+      </w:r>
+      <w:proofErr w:type="spellEnd"/>
+      <w:r>
+        <w:rPr>
+          <w:rFonts w:asciiTheme="majorBidi" w:eastAsia="Calibri" w:hAnsiTheme="majorBidi" w:cstheme="majorBidi"/>
+          <w:color w:val="000000"/>
+          <w:sz w:val="24"/>
+        </w:rPr>
+        <w:t xml:space="preserve"> System or the Govt. of India. </w:t>
       </w:r>
     </w:p>
     <w:p>
@@ -2278,7 +2387,25 @@
           <w:color w:val="000000"/>
           <w:sz w:val="24"/>
         </w:rPr>
-        <w:t xml:space="preserve">(Contd) </w:t>
+        <w:t>(</w:t>
+      </w:r>
+      <w:proofErr w:type="spellStart"/>
+      <w:r>
+        <w:rPr>
+          <w:rFonts w:asciiTheme="majorBidi" w:eastAsia="Calibri" w:hAnsiTheme="majorBidi" w:cstheme="majorBidi"/>
+          <w:color w:val="000000"/>
+          <w:sz w:val="24"/>
+        </w:rPr>
+        <w:t>Contd</w:t>
+      </w:r>
+      <w:proofErr w:type="spellEnd"/>
+      <w:r>
+        <w:rPr>
+          <w:rFonts w:asciiTheme="majorBidi" w:eastAsia="Calibri" w:hAnsiTheme="majorBidi" w:cstheme="majorBidi"/>
+          <w:color w:val="000000"/>
+          <w:sz w:val="24"/>
+        </w:rPr>
+        <w:t xml:space="preserve">) </w:t>
       </w:r>
     </w:p>
     <w:p>
@@ -2311,6 +2438,238 @@
           <w:rFonts w:asciiTheme="majorBidi" w:hAnsiTheme="majorBidi" w:cstheme="majorBidi"/>
         </w:rPr>
       </w:pPr>
+      <w:r>
+        <w:rPr>
+          <w:rFonts w:asciiTheme="majorBidi" w:eastAsia="ArialMT" w:hAnsiTheme="majorBidi" w:cstheme="majorBidi"/>
+          <w:noProof/>
+          <w:color w:val="000000"/>
+          <w:sz w:val="24"/>
+        </w:rPr>
+        <mc:AlternateContent>
+          <mc:Choice Requires="wps">
+            <w:drawing>
+              <wp:anchor distT="0" distB="0" distL="114300" distR="114300" simplePos="0" relativeHeight="251659264" behindDoc="0" locked="0" layoutInCell="1" allowOverlap="1" wp14:anchorId="6D4C15C7" wp14:editId="2A19393C">
+                <wp:simplePos x="0" y="0"/>
+                <wp:positionH relativeFrom="column">
+                  <wp:posOffset>4083413</wp:posOffset>
+                </wp:positionH>
+                <wp:positionV relativeFrom="paragraph">
+                  <wp:posOffset>742859</wp:posOffset>
+                </wp:positionV>
+                <wp:extent cx="1409700" cy="658042"/>
+                <wp:effectExtent l="0" t="0" r="0" b="8890"/>
+                <wp:wrapNone/>
+                <wp:docPr id="1080911884" name="Rectangle 16"/>
+                <wp:cNvGraphicFramePr>
+                  <a:graphicFrameLocks xmlns:a="http://schemas.openxmlformats.org/drawingml/2006/main"/>
+                </wp:cNvGraphicFramePr>
+                <a:graphic xmlns:a="http://schemas.openxmlformats.org/drawingml/2006/main">
+                  <a:graphicData uri="http://schemas.microsoft.com/office/word/2010/wordprocessingShape">
+                    <wps:wsp>
+                      <wps:cNvSpPr>
+                        <a:spLocks noChangeArrowheads="1"/>
+                      </wps:cNvSpPr>
+                      <wps:spPr bwMode="auto">
+                        <a:xfrm>
+                          <a:off x="0" y="0"/>
+                          <a:ext cx="1409700" cy="658042"/>
+                        </a:xfrm>
+                        <a:prstGeom prst="rect">
+                          <a:avLst/>
+                        </a:prstGeom>
+                        <a:solidFill>
+                          <a:schemeClr val="accent1">
+                            <a:lumMod val="100000"/>
+                            <a:lumOff val="0"/>
+                          </a:schemeClr>
+                        </a:solidFill>
+                        <a:ln>
+                          <a:noFill/>
+                        </a:ln>
+                        <a:extLst>
+                          <a:ext uri="{91240B29-F687-4F45-9708-019B960494DF}">
+                            <a14:hiddenLine xmlns:a14="http://schemas.microsoft.com/office/drawing/2010/main" w="9525">
+                              <a:solidFill>
+                                <a:srgbClr val="000000"/>
+                              </a:solidFill>
+                              <a:miter lim="800000"/>
+                              <a:headEnd/>
+                              <a:tailEnd/>
+                            </a14:hiddenLine>
+                          </a:ext>
+                        </a:extLst>
+                      </wps:spPr>
+                      <wps:txbx>
+                        <w:txbxContent>
+                          <w:p>
+                            <w:pPr>
+                              <w:rPr>
+                                <w:lang w:val="en-IN"/>
+                              </w:rPr>
+                            </w:pPr>
+                            <w:r>
+                              <w:rPr>
+                                <w:lang w:val="en-IN"/>
+                              </w:rPr>
+                              <w:t>{{SPONSOR_SIGNATURE}}</w:t>
+                            </w:r>
+                          </w:p>
+                          <w:p/>
+                        </w:txbxContent>
+                      </wps:txbx>
+                      <wps:bodyPr rot="0" vert="horz" wrap="square" lIns="91440" tIns="45720" rIns="91440" bIns="45720" anchor="t" anchorCtr="0" upright="1">
+                        <a:noAutofit/>
+                      </wps:bodyPr>
+                    </wps:wsp>
+                  </a:graphicData>
+                </a:graphic>
+                <wp14:sizeRelH relativeFrom="page">
+                  <wp14:pctWidth>0</wp14:pctWidth>
+                </wp14:sizeRelH>
+                <wp14:sizeRelV relativeFrom="page">
+                  <wp14:pctHeight>0</wp14:pctHeight>
+                </wp14:sizeRelV>
+              </wp:anchor>
+            </w:drawing>
+          </mc:Choice>
+          <mc:Fallback>
+            <w:pict>
+              <v:rect w14:anchorId="6D4C15C7" id="Rectangle 16" o:spid="_x0000_s1033" style="position:absolute;left:0;text-align:left;margin-left:321.55pt;margin-top:58.5pt;width:111pt;height:51.8pt;z-index:251659264;visibility:visible;mso-wrap-style:square;mso-width-percent:0;mso-height-percent:0;mso-wrap-distance-left:9pt;mso-wrap-distance-top:0;mso-wrap-distance-right:9pt;mso-wrap-distance-bottom:0;mso-position-horizontal:absolute;mso-position-horizontal-relative:text;mso-position-vertical:absolute;mso-position-vertical-relative:text;mso-width-percent:0;mso-height-percent:0;mso-width-relative:page;mso-height-relative:page;v-text-anchor:top" o:gfxdata="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" fillcolor="#4f81bd [3204]" stroked="f">
+                <v:textbox>
+                  <w:txbxContent>
+                    <w:p>
+                      <w:pPr>
+                        <w:rPr>
+                          <w:lang w:val="en-IN"/>
+                        </w:rPr>
+                      </w:pPr>
+                      <w:r>
+                        <w:rPr>
+                          <w:lang w:val="en-IN"/>
+                        </w:rPr>
+                        <w:t>{{SPONSOR_SIGNATURE}}</w:t>
+                      </w:r>
+                    </w:p>
+                    <w:p/>
+                  </w:txbxContent>
+                </v:textbox>
+              </v:rect>
+            </w:pict>
+          </mc:Fallback>
+        </mc:AlternateContent>
+      </w:r>
+      <w:r>
+        <w:rPr>
+          <w:rFonts w:asciiTheme="majorBidi" w:eastAsia="ArialMT" w:hAnsiTheme="majorBidi" w:cstheme="majorBidi"/>
+          <w:noProof/>
+          <w:color w:val="000000"/>
+          <w:sz w:val="24"/>
+        </w:rPr>
+        <mc:AlternateContent>
+          <mc:Choice Requires="wps">
+            <w:drawing>
+              <wp:anchor distT="0" distB="0" distL="114300" distR="114300" simplePos="0" relativeHeight="251657216" behindDoc="0" locked="0" layoutInCell="1" allowOverlap="1" wp14:anchorId="541A4908" wp14:editId="3CAC8BD4">
+                <wp:simplePos x="0" y="0"/>
+                <wp:positionH relativeFrom="column">
+                  <wp:posOffset>4038600</wp:posOffset>
+                </wp:positionH>
+                <wp:positionV relativeFrom="paragraph">
+                  <wp:posOffset>691515</wp:posOffset>
+                </wp:positionV>
+                <wp:extent cx="1517650" cy="744220"/>
+                <wp:effectExtent l="0" t="0" r="25400" b="17780"/>
+                <wp:wrapNone/>
+                <wp:docPr id="1014850016" name="Rectangle 15"/>
+                <wp:cNvGraphicFramePr>
+                  <a:graphicFrameLocks xmlns:a="http://schemas.openxmlformats.org/drawingml/2006/main"/>
+                </wp:cNvGraphicFramePr>
+                <a:graphic xmlns:a="http://schemas.openxmlformats.org/drawingml/2006/main">
+                  <a:graphicData uri="http://schemas.microsoft.com/office/word/2010/wordprocessingShape">
+                    <wps:wsp>
+                      <wps:cNvSpPr>
+                        <a:spLocks noChangeArrowheads="1"/>
+                      </wps:cNvSpPr>
+                      <wps:spPr bwMode="auto">
+                        <a:xfrm>
+                          <a:off x="0" y="0"/>
+                          <a:ext cx="1517650" cy="744220"/>
+                        </a:xfrm>
+                        <a:prstGeom prst="rect">
+                          <a:avLst/>
+                        </a:prstGeom>
+                        <a:solidFill>
+                          <a:srgbClr val="FFFFFF"/>
+                        </a:solidFill>
+                        <a:ln w="9525">
+                          <a:solidFill>
+                            <a:srgbClr val="000000"/>
+                          </a:solidFill>
+                          <a:miter lim="800000"/>
+                          <a:headEnd/>
+                          <a:tailEnd/>
+                        </a:ln>
+                      </wps:spPr>
+                      <wps:txbx>
+                        <w:txbxContent>
+                          <w:p>
+                            <w:pPr>
+                              <w:rPr>
+                                <w:lang w:val="en-IN"/>
+                              </w:rPr>
+                            </w:pPr>
+                            <w:proofErr w:type="spellStart"/>
+                            <w:r>
+                              <w:rPr>
+                                <w:lang w:val="en-IN"/>
+                              </w:rPr>
+                              <w:t>BoarderBoX</w:t>
+                            </w:r>
+                            <w:proofErr w:type="spellEnd"/>
+                          </w:p>
+                        </w:txbxContent>
+                      </wps:txbx>
+                      <wps:bodyPr rot="0" vert="horz" wrap="square" lIns="91440" tIns="45720" rIns="91440" bIns="45720" anchor="t" anchorCtr="0" upright="1">
+                        <a:noAutofit/>
+                      </wps:bodyPr>
+                    </wps:wsp>
+                  </a:graphicData>
+                </a:graphic>
+                <wp14:sizeRelH relativeFrom="page">
+                  <wp14:pctWidth>0</wp14:pctWidth>
+                </wp14:sizeRelH>
+                <wp14:sizeRelV relativeFrom="page">
+                  <wp14:pctHeight>0</wp14:pctHeight>
+                </wp14:sizeRelV>
+              </wp:anchor>
+            </w:drawing>
+          </mc:Choice>
+          <mc:Fallback>
+            <w:pict>
+              <v:rect w14:anchorId="541A4908" id="Rectangle 15" o:spid="_x0000_s1034" style="position:absolute;left:0;text-align:left;margin-left:318pt;margin-top:54.45pt;width:119.5pt;height:58.6pt;z-index:251657216;visibility:visible;mso-wrap-style:square;mso-width-percent:0;mso-height-percent:0;mso-wrap-distance-left:9pt;mso-wrap-distance-top:0;mso-wrap-distance-right:9pt;mso-wrap-distance-bottom:0;mso-position-horizontal:absolute;mso-position-horizontal-relative:text;mso-position-vertical:absolute;mso-position-vertical-relative:text;mso-width-percent:0;mso-height-percent:0;mso-width-relative:page;mso-height-relative:page;v-text-anchor:top" o:gfxdata="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">
+                <v:textbox>
+                  <w:txbxContent>
+                    <w:p>
+                      <w:pPr>
+                        <w:rPr>
+                          <w:lang w:val="en-IN"/>
+                        </w:rPr>
+                      </w:pPr>
+                      <w:proofErr w:type="spellStart"/>
+                      <w:r>
+                        <w:rPr>
+                          <w:lang w:val="en-IN"/>
+                        </w:rPr>
+                        <w:t>BoarderBoX</w:t>
+                      </w:r>
+                      <w:proofErr w:type="spellEnd"/>
+                    </w:p>
+                  </w:txbxContent>
+                </v:textbox>
+              </v:rect>
+            </w:pict>
+          </mc:Fallback>
+        </mc:AlternateContent>
+      </w:r>
       <w:r>
         <w:rPr>
           <w:rFonts w:asciiTheme="majorBidi" w:eastAsia="Calibri" w:hAnsiTheme="majorBidi" w:cstheme="majorBidi"/>
@@ -2765,7 +3124,25 @@
           <w:color w:val="000000"/>
           <w:sz w:val="24"/>
         </w:rPr>
-        <w:t>1.This Request letter is required to be downloaded by the Employer from eMigrate website and</w:t>
+        <w:t xml:space="preserve">1.This Request letter is required to be downloaded by the Employer from </w:t>
+      </w:r>
+      <w:proofErr w:type="spellStart"/>
+      <w:r>
+        <w:rPr>
+          <w:rFonts w:asciiTheme="majorBidi" w:eastAsia="Calibri" w:hAnsiTheme="majorBidi" w:cstheme="majorBidi"/>
+          <w:color w:val="000000"/>
+          <w:sz w:val="24"/>
+        </w:rPr>
+        <w:t>eMigrate</w:t>
+      </w:r>
+      <w:proofErr w:type="spellEnd"/>
+      <w:r>
+        <w:rPr>
+          <w:rFonts w:asciiTheme="majorBidi" w:eastAsia="Calibri" w:hAnsiTheme="majorBidi" w:cstheme="majorBidi"/>
+          <w:color w:val="000000"/>
+          <w:sz w:val="24"/>
+        </w:rPr>
+        <w:t xml:space="preserve"> website and</w:t>
       </w:r>
     </w:p>
     <w:p>
@@ -2807,7 +3184,25 @@
           <w:color w:val="000000"/>
           <w:sz w:val="24"/>
         </w:rPr>
-        <w:t xml:space="preserve">FE Registration on eMigrate. </w:t>
+        <w:t xml:space="preserve">FE Registration on </w:t>
+      </w:r>
+      <w:proofErr w:type="spellStart"/>
+      <w:r>
+        <w:rPr>
+          <w:rFonts w:asciiTheme="majorBidi" w:eastAsia="Calibri" w:hAnsiTheme="majorBidi" w:cstheme="majorBidi"/>
+          <w:color w:val="000000"/>
+          <w:sz w:val="24"/>
+        </w:rPr>
+        <w:t>eMigrate</w:t>
+      </w:r>
+      <w:proofErr w:type="spellEnd"/>
+      <w:r>
+        <w:rPr>
+          <w:rFonts w:asciiTheme="majorBidi" w:eastAsia="Calibri" w:hAnsiTheme="majorBidi" w:cstheme="majorBidi"/>
+          <w:color w:val="000000"/>
+          <w:sz w:val="24"/>
+        </w:rPr>
+        <w:t xml:space="preserve">. </w:t>
       </w:r>
     </w:p>
     <w:p>
@@ -2993,7 +3388,27 @@
           <w:color w:val="000000"/>
           <w:sz w:val="24"/>
         </w:rPr>
-        <w:t xml:space="preserve">List of Documents uploaded on eMigrate System along with FE Registration Application, are as under (Please tick box as applicable): </w:t>
+        <w:t xml:space="preserve">List of Documents uploaded on </w:t>
+      </w:r>
+      <w:proofErr w:type="spellStart"/>
+      <w:r>
+        <w:rPr>
+          <w:rFonts w:asciiTheme="majorBidi" w:eastAsia="Calibri" w:hAnsiTheme="majorBidi" w:cstheme="majorBidi"/>
+          <w:b/>
+          <w:color w:val="000000"/>
+          <w:sz w:val="24"/>
+        </w:rPr>
+        <w:t>eMigrate</w:t>
+      </w:r>
+      <w:proofErr w:type="spellEnd"/>
+      <w:r>
+        <w:rPr>
+          <w:rFonts w:asciiTheme="majorBidi" w:eastAsia="Calibri" w:hAnsiTheme="majorBidi" w:cstheme="majorBidi"/>
+          <w:b/>
+          <w:color w:val="000000"/>
+          <w:sz w:val="24"/>
+        </w:rPr>
+        <w:t xml:space="preserve"> System along with FE Registration Application, are as under (Please tick box as applicable): </w:t>
       </w:r>
     </w:p>
     <w:tbl>
@@ -13181,7 +13596,7 @@
       </w:tcPr>
     </w:tblStylePr>
   </w:style>
-  <w:style w:type="table" w:styleId="ColorfulShading">
+  <w:style w:type="table" w:styleId="ColourfulShading">
     <w:name w:val="Colorful Shading"/>
     <w:basedOn w:val="TableNormal"/>
     <w:uiPriority w:val="71"/>
@@ -13296,7 +13711,7 @@
       </w:rPr>
     </w:tblStylePr>
   </w:style>
-  <w:style w:type="table" w:styleId="ColorfulShading-Accent1">
+  <w:style w:type="table" w:styleId="ColourfulShadingAccent1">
     <w:name w:val="Colorful Shading Accent 1"/>
     <w:basedOn w:val="TableNormal"/>
     <w:uiPriority w:val="71"/>
@@ -13411,7 +13826,7 @@
       </w:rPr>
     </w:tblStylePr>
   </w:style>
-  <w:style w:type="table" w:styleId="ColorfulShading-Accent2">
+  <w:style w:type="table" w:styleId="ColourfulShadingAccent2">
     <w:name w:val="Colorful Shading Accent 2"/>
     <w:basedOn w:val="TableNormal"/>
     <w:uiPriority w:val="71"/>
@@ -13526,7 +13941,7 @@
       </w:rPr>
     </w:tblStylePr>
   </w:style>
-  <w:style w:type="table" w:styleId="ColorfulShading-Accent3">
+  <w:style w:type="table" w:styleId="ColourfulShadingAccent3">
     <w:name w:val="Colorful Shading Accent 3"/>
     <w:basedOn w:val="TableNormal"/>
     <w:uiPriority w:val="71"/>
@@ -13631,7 +14046,7 @@
       </w:tcPr>
     </w:tblStylePr>
   </w:style>
-  <w:style w:type="table" w:styleId="ColorfulShading-Accent4">
+  <w:style w:type="table" w:styleId="ColourfulShadingAccent4">
     <w:name w:val="Colorful Shading Accent 4"/>
     <w:basedOn w:val="TableNormal"/>
     <w:uiPriority w:val="71"/>
@@ -13746,7 +14161,7 @@
       </w:rPr>
     </w:tblStylePr>
   </w:style>
-  <w:style w:type="table" w:styleId="ColorfulShading-Accent5">
+  <w:style w:type="table" w:styleId="ColourfulShadingAccent5">
     <w:name w:val="Colorful Shading Accent 5"/>
     <w:basedOn w:val="TableNormal"/>
     <w:uiPriority w:val="71"/>
@@ -13861,7 +14276,7 @@
       </w:rPr>
     </w:tblStylePr>
   </w:style>
-  <w:style w:type="table" w:styleId="ColorfulShading-Accent6">
+  <w:style w:type="table" w:styleId="ColourfulShadingAccent6">
     <w:name w:val="Colorful Shading Accent 6"/>
     <w:basedOn w:val="TableNormal"/>
     <w:uiPriority w:val="71"/>
@@ -13976,7 +14391,7 @@
       </w:rPr>
     </w:tblStylePr>
   </w:style>
-  <w:style w:type="table" w:styleId="ColorfulList">
+  <w:style w:type="table" w:styleId="ColourfulList">
     <w:name w:val="Colorful List"/>
     <w:basedOn w:val="TableNormal"/>
     <w:uiPriority w:val="72"/>
@@ -14055,7 +14470,7 @@
       </w:tcPr>
     </w:tblStylePr>
   </w:style>
-  <w:style w:type="table" w:styleId="ColorfulList-Accent1">
+  <w:style w:type="table" w:styleId="ColourfulListAccent1">
     <w:name w:val="Colorful List Accent 1"/>
     <w:basedOn w:val="TableNormal"/>
     <w:uiPriority w:val="72"/>
@@ -14134,7 +14549,7 @@
       </w:tcPr>
     </w:tblStylePr>
   </w:style>
-  <w:style w:type="table" w:styleId="ColorfulList-Accent2">
+  <w:style w:type="table" w:styleId="ColourfulListAccent2">
     <w:name w:val="Colorful List Accent 2"/>
     <w:basedOn w:val="TableNormal"/>
     <w:uiPriority w:val="72"/>
@@ -14213,7 +14628,7 @@
       </w:tcPr>
     </w:tblStylePr>
   </w:style>
-  <w:style w:type="table" w:styleId="ColorfulList-Accent3">
+  <w:style w:type="table" w:styleId="ColourfulListAccent3">
     <w:name w:val="Colorful List Accent 3"/>
     <w:basedOn w:val="TableNormal"/>
     <w:uiPriority w:val="72"/>
@@ -14292,7 +14707,7 @@
       </w:tcPr>
     </w:tblStylePr>
   </w:style>
-  <w:style w:type="table" w:styleId="ColorfulList-Accent4">
+  <w:style w:type="table" w:styleId="ColourfulListAccent4">
     <w:name w:val="Colorful List Accent 4"/>
     <w:basedOn w:val="TableNormal"/>
     <w:uiPriority w:val="72"/>
@@ -14371,7 +14786,7 @@
       </w:tcPr>
     </w:tblStylePr>
   </w:style>
-  <w:style w:type="table" w:styleId="ColorfulList-Accent5">
+  <w:style w:type="table" w:styleId="ColourfulListAccent5">
     <w:name w:val="Colorful List Accent 5"/>
     <w:basedOn w:val="TableNormal"/>
     <w:uiPriority w:val="72"/>
@@ -14450,7 +14865,7 @@
       </w:tcPr>
     </w:tblStylePr>
   </w:style>
-  <w:style w:type="table" w:styleId="ColorfulList-Accent6">
+  <w:style w:type="table" w:styleId="ColourfulListAccent6">
     <w:name w:val="Colorful List Accent 6"/>
     <w:basedOn w:val="TableNormal"/>
     <w:uiPriority w:val="72"/>
@@ -14529,7 +14944,7 @@
       </w:tcPr>
     </w:tblStylePr>
   </w:style>
-  <w:style w:type="table" w:styleId="ColorfulGrid">
+  <w:style w:type="table" w:styleId="ColourfulGrid">
     <w:name w:val="Colorful Grid"/>
     <w:basedOn w:val="TableNormal"/>
     <w:uiPriority w:val="73"/>
@@ -14602,7 +15017,7 @@
       </w:tcPr>
     </w:tblStylePr>
   </w:style>
-  <w:style w:type="table" w:styleId="ColorfulGrid-Accent1">
+  <w:style w:type="table" w:styleId="ColourfulGridAccent1">
     <w:name w:val="Colorful Grid Accent 1"/>
     <w:basedOn w:val="TableNormal"/>
     <w:uiPriority w:val="73"/>
@@ -14675,7 +15090,7 @@
       </w:tcPr>
     </w:tblStylePr>
   </w:style>
-  <w:style w:type="table" w:styleId="ColorfulGrid-Accent2">
+  <w:style w:type="table" w:styleId="ColourfulGridAccent2">
     <w:name w:val="Colorful Grid Accent 2"/>
     <w:basedOn w:val="TableNormal"/>
     <w:uiPriority w:val="73"/>
@@ -14748,7 +15163,7 @@
       </w:tcPr>
     </w:tblStylePr>
   </w:style>
-  <w:style w:type="table" w:styleId="ColorfulGrid-Accent3">
+  <w:style w:type="table" w:styleId="ColourfulGridAccent3">
     <w:name w:val="Colorful Grid Accent 3"/>
     <w:basedOn w:val="TableNormal"/>
     <w:uiPriority w:val="73"/>
@@ -14821,7 +15236,7 @@
       </w:tcPr>
     </w:tblStylePr>
   </w:style>
-  <w:style w:type="table" w:styleId="ColorfulGrid-Accent4">
+  <w:style w:type="table" w:styleId="ColourfulGridAccent4">
     <w:name w:val="Colorful Grid Accent 4"/>
     <w:basedOn w:val="TableNormal"/>
     <w:uiPriority w:val="73"/>
@@ -14894,7 +15309,7 @@
       </w:tcPr>
     </w:tblStylePr>
   </w:style>
-  <w:style w:type="table" w:styleId="ColorfulGrid-Accent5">
+  <w:style w:type="table" w:styleId="ColourfulGridAccent5">
     <w:name w:val="Colorful Grid Accent 5"/>
     <w:basedOn w:val="TableNormal"/>
     <w:uiPriority w:val="73"/>
@@ -14967,7 +15382,7 @@
       </w:tcPr>
     </w:tblStylePr>
   </w:style>
-  <w:style w:type="table" w:styleId="ColorfulGrid-Accent6">
+  <w:style w:type="table" w:styleId="ColourfulGridAccent6">
     <w:name w:val="Colorful Grid Accent 6"/>
     <w:basedOn w:val="TableNormal"/>
     <w:uiPriority w:val="73"/>
